--- a/templates/sanitized/bank-cur-report.docx
+++ b/templates/sanitized/bank-cur-report.docx
@@ -1361,7 +1361,7 @@
           <w:rtl/>
           <w:lang w:bidi="ar-AE"/>
         </w:rPr>
-        <w:t xml:space="preserve"/>
+        <w:t xml:space="preserve">‏</w:t>
       </w:r>
       <w:r>
         <w:rPr>
@@ -2156,18 +2156,7 @@
                 <w:color w:val="244061"/>
                 <w:rtl/>
               </w:rPr>
-              <w:t xml:space="preserve">ختم وتوقيع الاستشاري</w:t>
-            </w:r>
-            <w:r>
-              <w:rPr>
-                <w:rFonts w:ascii="GE SS Text Medium" w:hAnsi="GE SS Text Medium" w:cs="GE SS Text Medium" w:eastAsia="GE SS Text Medium"/>
-                <w:rtl/>
-                <w:color w:val="FFFFFF"/>
-                <w:spacing w:val="-20"/>
-                <w:sz w:val="2"/>
-                <w:szCs w:val="2"/>
-              </w:rPr>
-              <w:t xml:space="preserve">      </w:t>
+              <w:t>ختم وتوقيع الاستشاري</w:t>
             </w:r>
           </w:p>
         </w:tc>

--- a/templates/sanitized/bank-cur-report.docx
+++ b/templates/sanitized/bank-cur-report.docx
@@ -5,6 +5,7 @@
     <w:tbl>
       <w:tblPr>
         <w:tblpPr w:leftFromText="180" w:rightFromText="180" w:vertAnchor="text" w:horzAnchor="margin" w:tblpY="463"/>
+        <w:bidiVisual w:val="0"/>
         <w:tblW w:w="10774" w:type="dxa"/>
         <w:tblLayout w:type="fixed"/>
         <w:tblLook w:val="01E0" w:firstRow="1" w:lastRow="1" w:firstColumn="1" w:lastColumn="1" w:noHBand="0" w:noVBand="0"/>
@@ -1406,6 +1407,7 @@
     <w:tbl>
       <w:tblPr>
         <w:tblpPr w:leftFromText="180" w:rightFromText="180" w:vertAnchor="text" w:horzAnchor="margin" w:tblpY="219"/>
+        <w:bidiVisual w:val="0"/>
         <w:tblW w:w="10774" w:type="dxa"/>
         <w:tblLayout w:type="fixed"/>
         <w:tblLook w:val="01E0" w:firstRow="1" w:lastRow="1" w:firstColumn="1" w:lastColumn="1" w:noHBand="0" w:noVBand="0"/>
@@ -1783,6 +1785,7 @@
     <w:tbl>
       <w:tblPr>
         <w:tblpPr w:leftFromText="180" w:rightFromText="180" w:vertAnchor="text" w:horzAnchor="margin" w:tblpX="15" w:tblpY="219"/>
+        <w:bidiVisual w:val="0"/>
         <w:tblW w:w="10774" w:type="dxa"/>
         <w:tblLayout w:type="fixed"/>
         <w:tblLook w:val="01E0" w:firstRow="1" w:lastRow="1" w:firstColumn="1" w:lastColumn="1" w:noHBand="0" w:noVBand="0"/>
@@ -2051,6 +2054,7 @@
     <w:tbl>
       <w:tblPr>
         <w:tblpPr w:leftFromText="180" w:rightFromText="180" w:vertAnchor="text" w:horzAnchor="margin" w:tblpY="87"/>
+        <w:bidiVisual w:val="0"/>
         <w:tblW w:w="10794" w:type="dxa"/>
         <w:tblBorders>
           <w:top w:val="dotted" w:sz="4" w:space="0" w:color="244061"/>
@@ -2246,6 +2250,7 @@
     <w:tbl>
       <w:tblPr>
         <w:tblpPr w:leftFromText="180" w:rightFromText="180" w:vertAnchor="text" w:horzAnchor="margin" w:tblpY="649"/>
+        <w:bidiVisual w:val="0"/>
         <w:tblW w:w="10774" w:type="dxa"/>
         <w:tblLayout w:type="fixed"/>
         <w:tblLook w:val="01E0" w:firstRow="1" w:lastRow="1" w:firstColumn="1" w:lastColumn="1" w:noHBand="0" w:noVBand="0"/>
@@ -2393,6 +2398,7 @@
     <w:tbl>
       <w:tblPr>
         <w:tblpPr w:leftFromText="180" w:rightFromText="180" w:vertAnchor="text" w:horzAnchor="margin" w:tblpY="34"/>
+        <w:bidiVisual w:val="0"/>
         <w:tblW w:w="5000" w:type="pct"/>
         <w:tblBorders>
           <w:top w:val="single" w:sz="4" w:space="0" w:color="auto"/>
@@ -7316,6 +7322,7 @@
     <w:tbl>
       <w:tblPr>
         <w:tblpPr w:leftFromText="180" w:rightFromText="180" w:vertAnchor="text" w:horzAnchor="margin" w:tblpY="16"/>
+        <w:bidiVisual w:val="0"/>
         <w:tblW w:w="10666" w:type="dxa"/>
         <w:tblBorders>
           <w:top w:val="single" w:sz="4" w:space="0" w:color="auto"/>
@@ -12254,6 +12261,7 @@
     <w:tbl>
       <w:tblPr>
         <w:tblpPr w:leftFromText="180" w:rightFromText="180" w:vertAnchor="text" w:horzAnchor="margin" w:tblpY="16"/>
+        <w:bidiVisual w:val="0"/>
         <w:tblW w:w="10666" w:type="dxa"/>
         <w:tblBorders>
           <w:top w:val="single" w:sz="4" w:space="0" w:color="auto"/>
